--- a/25조(28337) Requirement List.docx
+++ b/25조(28337) Requirement List.docx
@@ -47,7 +47,15 @@
           <w:sz w:val="24"/>
           <w:szCs w:val="28"/>
         </w:rPr>
-        <w:t xml:space="preserve">- </w:t>
+        <w:t>■</w:t>
+      </w:r>
+      <w:r>
+        <w:rPr>
+          <w:rFonts w:hint="eastAsia"/>
+          <w:sz w:val="24"/>
+          <w:szCs w:val="28"/>
+        </w:rPr>
+        <w:t xml:space="preserve"> </w:t>
       </w:r>
       <w:r>
         <w:rPr>
@@ -178,11 +186,6 @@
             <w:vMerge w:val="restart"/>
           </w:tcPr>
           <w:p>
-            <w:pPr>
-              <w:rPr>
-                <w:rFonts w:hint="eastAsia"/>
-              </w:rPr>
-            </w:pPr>
             <w:r>
               <w:rPr>
                 <w:rFonts w:hint="eastAsia"/>
@@ -191,11 +194,6 @@
             </w:r>
           </w:p>
           <w:p>
-            <w:pPr>
-              <w:rPr>
-                <w:rFonts w:hint="eastAsia"/>
-              </w:rPr>
-            </w:pPr>
             <w:r>
               <w:rPr>
                 <w:rFonts w:hint="eastAsia"/>
@@ -308,11 +306,6 @@
             <w:vMerge w:val="restart"/>
           </w:tcPr>
           <w:p>
-            <w:pPr>
-              <w:rPr>
-                <w:rFonts w:hint="eastAsia"/>
-              </w:rPr>
-            </w:pPr>
             <w:r>
               <w:rPr>
                 <w:rFonts w:hint="eastAsia"/>
@@ -325,19 +318,7 @@
               <w:rPr>
                 <w:rFonts w:hint="eastAsia"/>
               </w:rPr>
-              <w:t xml:space="preserve">- </w:t>
-            </w:r>
-            <w:r>
-              <w:rPr>
-                <w:rFonts w:hint="eastAsia"/>
-              </w:rPr>
-              <w:t>설문 검색, 검색 설문 상세 조회, 로그아웃</w:t>
-            </w:r>
-            <w:r>
-              <w:rPr>
-                <w:rFonts w:hint="eastAsia"/>
-              </w:rPr>
-              <w:t xml:space="preserve"> Use-case에 대해 UI와 Description 제작</w:t>
+              <w:t>- 설문 검색, 검색 설문 상세 조회, 로그아웃 Use-case에 대해 UI와 Description 제작</w:t>
             </w:r>
           </w:p>
         </w:tc>
@@ -445,11 +426,6 @@
             <w:vMerge w:val="restart"/>
           </w:tcPr>
           <w:p>
-            <w:pPr>
-              <w:rPr>
-                <w:rFonts w:hint="eastAsia"/>
-              </w:rPr>
-            </w:pPr>
             <w:r>
               <w:rPr>
                 <w:rFonts w:hint="eastAsia"/>
@@ -462,19 +438,7 @@
               <w:rPr>
                 <w:rFonts w:hint="eastAsia"/>
               </w:rPr>
-              <w:t xml:space="preserve">- </w:t>
-            </w:r>
-            <w:r>
-              <w:rPr>
-                <w:rFonts w:hint="eastAsia"/>
-              </w:rPr>
-              <w:t>응답한 설문 조회, 응답 설문 수정, 설문 응답</w:t>
-            </w:r>
-            <w:r>
-              <w:rPr>
-                <w:rFonts w:hint="eastAsia"/>
-              </w:rPr>
-              <w:t xml:space="preserve"> Use-case에 대해 UI와 Description 제작</w:t>
+              <w:t>- 응답한 설문 조회, 응답 설문 수정, 설문 응답 Use-case에 대해 UI와 Description 제작</w:t>
             </w:r>
           </w:p>
         </w:tc>
@@ -555,14 +519,12 @@
             <w:pPr>
               <w:jc w:val="center"/>
             </w:pPr>
-            <w:proofErr w:type="spellStart"/>
             <w:r>
               <w:rPr>
                 <w:rFonts w:hint="eastAsia"/>
               </w:rPr>
               <w:t>홍은총</w:t>
             </w:r>
-            <w:proofErr w:type="spellEnd"/>
           </w:p>
         </w:tc>
         <w:tc>
@@ -584,11 +546,6 @@
             <w:vMerge w:val="restart"/>
           </w:tcPr>
           <w:p>
-            <w:pPr>
-              <w:rPr>
-                <w:rFonts w:hint="eastAsia"/>
-              </w:rPr>
-            </w:pPr>
             <w:r>
               <w:rPr>
                 <w:rFonts w:hint="eastAsia"/>
@@ -601,19 +558,7 @@
               <w:rPr>
                 <w:rFonts w:hint="eastAsia"/>
               </w:rPr>
-              <w:t xml:space="preserve">- </w:t>
-            </w:r>
-            <w:r>
-              <w:rPr>
-                <w:rFonts w:hint="eastAsia"/>
-              </w:rPr>
-              <w:t>설문 등록, 설문 목록 조회, 통계 조회</w:t>
-            </w:r>
-            <w:r>
-              <w:rPr>
-                <w:rFonts w:hint="eastAsia"/>
-              </w:rPr>
-              <w:t xml:space="preserve"> Use-case에 대해 UI와 Description 제작</w:t>
+              <w:t>- 설문 등록, 설문 목록 조회, 통계 조회 Use-case에 대해 UI와 Description 제작</w:t>
             </w:r>
           </w:p>
         </w:tc>
@@ -706,7 +651,15 @@
           <w:sz w:val="24"/>
           <w:szCs w:val="28"/>
         </w:rPr>
-        <w:t>- 요구사항 분석</w:t>
+        <w:t>■</w:t>
+      </w:r>
+      <w:r>
+        <w:rPr>
+          <w:rFonts w:hint="eastAsia"/>
+          <w:sz w:val="24"/>
+          <w:szCs w:val="28"/>
+        </w:rPr>
+        <w:t xml:space="preserve"> 요구사항 분석</w:t>
       </w:r>
     </w:p>
     <w:tbl>
@@ -764,14 +717,12 @@
             <w:pPr>
               <w:jc w:val="center"/>
             </w:pPr>
-            <w:proofErr w:type="spellStart"/>
             <w:r>
               <w:rPr>
                 <w:rFonts w:hint="eastAsia"/>
               </w:rPr>
               <w:t>유스케이스</w:t>
             </w:r>
-            <w:proofErr w:type="spellEnd"/>
           </w:p>
         </w:tc>
       </w:tr>
@@ -798,15 +749,7 @@
           </w:tcPr>
           <w:p>
             <w:r>
-              <w:t xml:space="preserve">ID, 비밀번호, 이름, 전화번호, 이메일을 </w:t>
-            </w:r>
-            <w:proofErr w:type="spellStart"/>
-            <w:r>
-              <w:t>입력받아</w:t>
-            </w:r>
-            <w:proofErr w:type="spellEnd"/>
-            <w:r>
-              <w:t xml:space="preserve"> 회원가입을 진행한다.</w:t>
+              <w:t>ID, 비밀번호, 이름, 전화번호, 이메일을 입력받아 회원가입을 진행한다.</w:t>
             </w:r>
           </w:p>
         </w:tc>

--- a/25조(28337) Requirement List.docx
+++ b/25조(28337) Requirement List.docx
@@ -29,8 +29,133 @@
         <w:rPr>
           <w:b/>
           <w:bCs/>
-          <w:sz w:val="32"/>
-          <w:szCs w:val="36"/>
+          <w:sz w:val="8"/>
+          <w:szCs w:val="10"/>
+        </w:rPr>
+      </w:pPr>
+    </w:p>
+    <w:p>
+      <w:pPr>
+        <w:rPr>
+          <w:sz w:val="24"/>
+        </w:rPr>
+      </w:pPr>
+      <w:r>
+        <w:rPr>
+          <w:rFonts w:hint="eastAsia"/>
+          <w:sz w:val="24"/>
+        </w:rPr>
+        <w:t>■ 정보</w:t>
+      </w:r>
+    </w:p>
+    <w:tbl>
+      <w:tblPr>
+        <w:tblStyle w:val="aa"/>
+        <w:tblW w:w="0" w:type="auto"/>
+        <w:tblLook w:val="04A0" w:firstRow="1" w:lastRow="0" w:firstColumn="1" w:lastColumn="0" w:noHBand="0" w:noVBand="1"/>
+      </w:tblPr>
+      <w:tblGrid>
+        <w:gridCol w:w="3397"/>
+        <w:gridCol w:w="5619"/>
+      </w:tblGrid>
+      <w:tr>
+        <w:tc>
+          <w:tcPr>
+            <w:tcW w:w="3397" w:type="dxa"/>
+            <w:shd w:val="clear" w:color="auto" w:fill="D9D9D9" w:themeFill="background1" w:themeFillShade="D9"/>
+          </w:tcPr>
+          <w:p>
+            <w:pPr>
+              <w:jc w:val="center"/>
+              <w:rPr>
+                <w:rFonts w:hint="eastAsia"/>
+                <w:szCs w:val="22"/>
+              </w:rPr>
+            </w:pPr>
+            <w:r>
+              <w:rPr>
+                <w:rFonts w:hint="eastAsia"/>
+                <w:szCs w:val="22"/>
+              </w:rPr>
+              <w:t>GitHub 링크</w:t>
+            </w:r>
+          </w:p>
+        </w:tc>
+        <w:tc>
+          <w:tcPr>
+            <w:tcW w:w="5619" w:type="dxa"/>
+          </w:tcPr>
+          <w:p>
+            <w:pPr>
+              <w:rPr>
+                <w:rFonts w:hint="eastAsia"/>
+                <w:szCs w:val="22"/>
+              </w:rPr>
+            </w:pPr>
+            <w:hyperlink r:id="rId7" w:history="1">
+              <w:r>
+                <w:rPr>
+                  <w:rStyle w:val="ad"/>
+                  <w:szCs w:val="22"/>
+                </w:rPr>
+                <w:t>https://github.com/SE-28337/Requirement_Capture</w:t>
+              </w:r>
+            </w:hyperlink>
+          </w:p>
+        </w:tc>
+      </w:tr>
+      <w:tr>
+        <w:tc>
+          <w:tcPr>
+            <w:tcW w:w="3397" w:type="dxa"/>
+            <w:shd w:val="clear" w:color="auto" w:fill="D9D9D9" w:themeFill="background1" w:themeFillShade="D9"/>
+          </w:tcPr>
+          <w:p>
+            <w:pPr>
+              <w:jc w:val="center"/>
+              <w:rPr>
+                <w:rFonts w:hint="eastAsia"/>
+                <w:szCs w:val="22"/>
+              </w:rPr>
+            </w:pPr>
+            <w:r>
+              <w:rPr>
+                <w:rFonts w:hint="eastAsia"/>
+                <w:szCs w:val="22"/>
+              </w:rPr>
+              <w:t>UML tool</w:t>
+            </w:r>
+          </w:p>
+        </w:tc>
+        <w:tc>
+          <w:tcPr>
+            <w:tcW w:w="5619" w:type="dxa"/>
+          </w:tcPr>
+          <w:p>
+            <w:pPr>
+              <w:rPr>
+                <w:rFonts w:hint="eastAsia"/>
+                <w:szCs w:val="22"/>
+              </w:rPr>
+            </w:pPr>
+            <w:proofErr w:type="spellStart"/>
+            <w:r>
+              <w:rPr>
+                <w:rFonts w:hint="eastAsia"/>
+                <w:szCs w:val="22"/>
+              </w:rPr>
+              <w:t>StarUML</w:t>
+            </w:r>
+            <w:proofErr w:type="spellEnd"/>
+          </w:p>
+        </w:tc>
+      </w:tr>
+    </w:tbl>
+    <w:p>
+      <w:pPr>
+        <w:rPr>
+          <w:sz w:val="8"/>
+          <w:szCs w:val="8"/>
         </w:rPr>
       </w:pPr>
     </w:p>
@@ -519,12 +644,14 @@
             <w:pPr>
               <w:jc w:val="center"/>
             </w:pPr>
+            <w:proofErr w:type="spellStart"/>
             <w:r>
               <w:rPr>
                 <w:rFonts w:hint="eastAsia"/>
               </w:rPr>
               <w:t>홍은총</w:t>
             </w:r>
+            <w:proofErr w:type="spellEnd"/>
           </w:p>
         </w:tc>
         <w:tc>
@@ -633,8 +760,8 @@
     <w:p>
       <w:pPr>
         <w:rPr>
-          <w:sz w:val="24"/>
-          <w:szCs w:val="28"/>
+          <w:sz w:val="8"/>
+          <w:szCs w:val="8"/>
         </w:rPr>
       </w:pPr>
     </w:p>
@@ -717,12 +844,14 @@
             <w:pPr>
               <w:jc w:val="center"/>
             </w:pPr>
+            <w:proofErr w:type="spellStart"/>
             <w:r>
               <w:rPr>
                 <w:rFonts w:hint="eastAsia"/>
               </w:rPr>
               <w:t>유스케이스</w:t>
             </w:r>
+            <w:proofErr w:type="spellEnd"/>
           </w:p>
         </w:tc>
       </w:tr>
@@ -749,7 +878,15 @@
           </w:tcPr>
           <w:p>
             <w:r>
-              <w:t>ID, 비밀번호, 이름, 전화번호, 이메일을 입력받아 회원가입을 진행한다.</w:t>
+              <w:t xml:space="preserve">ID, 비밀번호, 이름, 전화번호, 이메일을 </w:t>
+            </w:r>
+            <w:proofErr w:type="spellStart"/>
+            <w:r>
+              <w:t>입력받아</w:t>
+            </w:r>
+            <w:proofErr w:type="spellEnd"/>
+            <w:r>
+              <w:t xml:space="preserve"> 회원가입을 진행한다.</w:t>
             </w:r>
           </w:p>
         </w:tc>
@@ -932,6 +1069,7 @@
               <w:rPr>
                 <w:rFonts w:hint="eastAsia"/>
               </w:rPr>
+              <w:lastRenderedPageBreak/>
               <w:t>6</w:t>
             </w:r>
           </w:p>
@@ -970,7 +1108,6 @@
               <w:rPr>
                 <w:rFonts w:hint="eastAsia"/>
               </w:rPr>
-              <w:lastRenderedPageBreak/>
               <w:t>7</w:t>
             </w:r>
           </w:p>
@@ -1348,7 +1485,7 @@
     <w:p/>
     <w:sectPr>
       <w:pgSz w:w="11906" w:h="16838"/>
-      <w:pgMar w:top="1701" w:right="1440" w:bottom="1440" w:left="1440" w:header="851" w:footer="992" w:gutter="0"/>
+      <w:pgMar w:top="1418" w:right="1440" w:bottom="1440" w:left="1440" w:header="851" w:footer="992" w:gutter="0"/>
       <w:cols w:space="425"/>
       <w:docGrid w:linePitch="360"/>
     </w:sectPr>
@@ -2013,7 +2150,6 @@
   <w:style w:type="character" w:default="1" w:styleId="a0">
     <w:name w:val="Default Paragraph Font"/>
     <w:uiPriority w:val="1"/>
-    <w:semiHidden/>
     <w:unhideWhenUsed/>
   </w:style>
   <w:style w:type="table" w:default="1" w:styleId="a1">
@@ -2384,6 +2520,29 @@
     <w:link w:val="ac"/>
     <w:uiPriority w:val="99"/>
     <w:rsid w:val="00352831"/>
+  </w:style>
+  <w:style w:type="character" w:styleId="ad">
+    <w:name w:val="Hyperlink"/>
+    <w:basedOn w:val="a0"/>
+    <w:uiPriority w:val="99"/>
+    <w:unhideWhenUsed/>
+    <w:rsid w:val="00637FA6"/>
+    <w:rPr>
+      <w:color w:val="467886" w:themeColor="hyperlink"/>
+      <w:u w:val="single"/>
+    </w:rPr>
+  </w:style>
+  <w:style w:type="character" w:styleId="ae">
+    <w:name w:val="Unresolved Mention"/>
+    <w:basedOn w:val="a0"/>
+    <w:uiPriority w:val="99"/>
+    <w:semiHidden/>
+    <w:unhideWhenUsed/>
+    <w:rsid w:val="00637FA6"/>
+    <w:rPr>
+      <w:color w:val="605E5C"/>
+      <w:shd w:val="clear" w:color="auto" w:fill="E1DFDD"/>
+    </w:rPr>
   </w:style>
 </w:styles>
 </file>
@@ -2701,4 +2860,16 @@
     </a:ext>
   </a:extLst>
 </a:theme>
+</file>
+
+<file path=customXml/item1.xml><?xml version="1.0" encoding="utf-8"?>
+<b:Sources xmlns:b="http://schemas.openxmlformats.org/officeDocument/2006/bibliography" xmlns="http://schemas.openxmlformats.org/officeDocument/2006/bibliography" SelectedStyle="\APASixthEditionOfficeOnline.xsl" StyleName="APA" Version="6"/>
+</file>
+
+<file path=customXml/itemProps1.xml><?xml version="1.0" encoding="utf-8"?>
+<ds:datastoreItem xmlns:ds="http://schemas.openxmlformats.org/officeDocument/2006/customXml" ds:itemID="{EC5C548F-9E9A-4C48-80CB-F25122841B9F}">
+  <ds:schemaRefs>
+    <ds:schemaRef ds:uri="http://schemas.openxmlformats.org/officeDocument/2006/bibliography"/>
+  </ds:schemaRefs>
+</ds:datastoreItem>
 </file>